--- a/soap2rest.docx
+++ b/soap2rest.docx
@@ -55,7 +55,7 @@
         </w:rPr>
         <w:t xml:space="preserve"> rather than the phone-verification service. It is simple, has a public WSDL, and has very straightforward SOAP operations. A current Postman public-SOAP collection lists the service and its Celsius/Fahrenheit operations. (</w:t>
       </w:r>
-      <w:hyperlink r:id="rId4" w:tooltip="Public SOAP APIs | Documentation | Postman API Network" w:history="1">
+      <w:hyperlink r:id="rId5" w:tooltip="Public SOAP APIs | Documentation | Postman API Network" w:history="1">
         <w:r>
           <w:rPr>
             <w:rFonts w:ascii="Times New Roman" w:eastAsia="Times New Roman" w:hAnsi="Times New Roman" w:cs="Times New Roman"/>
@@ -132,7 +132,7 @@
           <w14:ligatures w14:val="none"/>
         </w:rPr>
       </w:pPr>
-      <w:hyperlink r:id="rId5" w:history="1">
+      <w:hyperlink r:id="rId6" w:history="1">
         <w:r>
           <w:rPr>
             <w:rFonts w:ascii="Times New Roman" w:eastAsia="Times New Roman" w:hAnsi="Times New Roman" w:cs="Times New Roman"/>
@@ -506,7 +506,7 @@
         </w:rPr>
         <w:t>and the public SOAP API uses SOAP 1.2. (</w:t>
       </w:r>
-      <w:hyperlink r:id="rId6" w:tooltip="Public SOAP APIs | Documentation | Postman API Network" w:history="1">
+      <w:hyperlink r:id="rId7" w:tooltip="Public SOAP APIs | Documentation | Postman API Network" w:history="1">
         <w:r>
           <w:rPr>
             <w:rFonts w:ascii="Times New Roman" w:eastAsia="Times New Roman" w:hAnsi="Times New Roman" w:cs="Times New Roman"/>
@@ -1665,7 +1665,7 @@
         </w:rPr>
         <w:t>WSO2 API Manager 4.3 generates REST resources from the SOAP operations in the WSDL. (</w:t>
       </w:r>
-      <w:hyperlink r:id="rId7" w:tooltip="Public SOAP APIs | Documentation | Postman API Network" w:history="1">
+      <w:hyperlink r:id="rId8" w:tooltip="Public SOAP APIs | Documentation | Postman API Network" w:history="1">
         <w:r>
           <w:rPr>
             <w:rFonts w:ascii="Times New Roman" w:eastAsia="Times New Roman" w:hAnsi="Times New Roman" w:cs="Times New Roman"/>
@@ -3442,7 +3442,7 @@
           <w14:ligatures w14:val="none"/>
         </w:rPr>
       </w:pPr>
-      <w:hyperlink r:id="rId8" w:history="1">
+      <w:hyperlink r:id="rId9" w:history="1">
         <w:r>
           <w:rPr>
             <w:rFonts w:ascii="Times New Roman" w:eastAsia="Times New Roman" w:hAnsi="Times New Roman" w:cs="Times New Roman"/>
@@ -3690,7 +3690,7 @@
         </w:rPr>
         <w:t>The public Postman SOAP collection currently documents this service and its operations. (</w:t>
       </w:r>
-      <w:hyperlink r:id="rId9" w:tooltip="Public SOAP APIs | Documentation | Postman API Network" w:history="1">
+      <w:hyperlink r:id="rId10" w:tooltip="Public SOAP APIs | Documentation | Postman API Network" w:history="1">
         <w:r>
           <w:rPr>
             <w:rFonts w:ascii="Times New Roman" w:eastAsia="Times New Roman" w:hAnsi="Times New Roman" w:cs="Times New Roman"/>
@@ -4059,6 +4059,955 @@
       </w:r>
     </w:p>
     <w:p/>
+    <w:p/>
+    <w:p>
+      <w:r>
+        <w:t xml:space="preserve">Yes. For a simple JSON response containing a salary field, you can use Kong 3.5 OSS's </w:t>
+      </w:r>
+      <w:proofErr w:type="gramStart"/>
+      <w:r>
+        <w:rPr>
+          <w:b/>
+          <w:bCs/>
+        </w:rPr>
+        <w:t>Post-Function</w:t>
+      </w:r>
+      <w:proofErr w:type="gramEnd"/>
+      <w:r>
+        <w:t xml:space="preserve"> to remove salary for everyone </w:t>
+      </w:r>
+      <w:r>
+        <w:rPr>
+          <w:b/>
+          <w:bCs/>
+        </w:rPr>
+        <w:t>except a specific Consumer</w:t>
+      </w:r>
+      <w:r>
+        <w:t>.</w:t>
+      </w:r>
+    </w:p>
+    <w:p>
+      <w:pPr>
+        <w:rPr>
+          <w:b/>
+          <w:bCs/>
+        </w:rPr>
+      </w:pPr>
+      <w:r>
+        <w:rPr>
+          <w:b/>
+          <w:bCs/>
+        </w:rPr>
+        <w:t>Example backend response</w:t>
+      </w:r>
+    </w:p>
+    <w:p>
+      <w:r>
+        <w:t>{</w:t>
+      </w:r>
+    </w:p>
+    <w:p>
+      <w:r>
+        <w:t xml:space="preserve">  "name": "John Smith",</w:t>
+      </w:r>
+    </w:p>
+    <w:p>
+      <w:r>
+        <w:t xml:space="preserve">  "department": "Engineering",</w:t>
+      </w:r>
+    </w:p>
+    <w:p>
+      <w:r>
+        <w:t xml:space="preserve">  "salary": 125000</w:t>
+      </w:r>
+    </w:p>
+    <w:p>
+      <w:r>
+        <w:t>}</w:t>
+      </w:r>
+    </w:p>
+    <w:p>
+      <w:r>
+        <w:t>Assume:</w:t>
+      </w:r>
+    </w:p>
+    <w:p>
+      <w:pPr>
+        <w:numPr>
+          <w:ilvl w:val="0"/>
+          <w:numId w:val="1"/>
+        </w:numPr>
+      </w:pPr>
+      <w:r>
+        <w:t>full-data-user → can see salary</w:t>
+      </w:r>
+    </w:p>
+    <w:p>
+      <w:pPr>
+        <w:numPr>
+          <w:ilvl w:val="0"/>
+          <w:numId w:val="1"/>
+        </w:numPr>
+      </w:pPr>
+      <w:r>
+        <w:t>everyone else → salary is removed</w:t>
+      </w:r>
+    </w:p>
+    <w:p>
+      <w:pPr>
+        <w:rPr>
+          <w:b/>
+          <w:bCs/>
+        </w:rPr>
+      </w:pPr>
+      <w:r>
+        <w:rPr>
+          <w:b/>
+          <w:bCs/>
+        </w:rPr>
+        <w:t>1. In Kong Manager</w:t>
+      </w:r>
+    </w:p>
+    <w:p>
+      <w:r>
+        <w:t>Go to:</w:t>
+      </w:r>
+    </w:p>
+    <w:p>
+      <w:r>
+        <w:rPr>
+          <w:b/>
+          <w:bCs/>
+        </w:rPr>
+        <w:t xml:space="preserve">Services → Your Service → Plugins → Add Plugin → </w:t>
+      </w:r>
+      <w:proofErr w:type="gramStart"/>
+      <w:r>
+        <w:rPr>
+          <w:b/>
+          <w:bCs/>
+        </w:rPr>
+        <w:t>Post-Function</w:t>
+      </w:r>
+      <w:proofErr w:type="gramEnd"/>
+    </w:p>
+    <w:p>
+      <w:r>
+        <w:t xml:space="preserve">Configure the </w:t>
+      </w:r>
+      <w:proofErr w:type="spellStart"/>
+      <w:r>
+        <w:rPr>
+          <w:b/>
+          <w:bCs/>
+        </w:rPr>
+        <w:t>body_filter</w:t>
+      </w:r>
+      <w:proofErr w:type="spellEnd"/>
+      <w:r>
+        <w:t xml:space="preserve"> phase.</w:t>
+      </w:r>
+    </w:p>
+    <w:p>
+      <w:r>
+        <w:t>Paste:</w:t>
+      </w:r>
+    </w:p>
+    <w:p>
+      <w:r>
+        <w:t xml:space="preserve">local consumer = </w:t>
+      </w:r>
+      <w:proofErr w:type="spellStart"/>
+      <w:r>
+        <w:t>kong.client.get_</w:t>
+      </w:r>
+      <w:proofErr w:type="gramStart"/>
+      <w:r>
+        <w:t>consumer</w:t>
+      </w:r>
+      <w:proofErr w:type="spellEnd"/>
+      <w:r>
+        <w:t>(</w:t>
+      </w:r>
+      <w:proofErr w:type="gramEnd"/>
+      <w:r>
+        <w:t>)</w:t>
+      </w:r>
+    </w:p>
+    <w:p/>
+    <w:p>
+      <w:r>
+        <w:t>-- Consumer allowed to see salary</w:t>
+      </w:r>
+    </w:p>
+    <w:p>
+      <w:r>
+        <w:t xml:space="preserve">if consumer and </w:t>
+      </w:r>
+      <w:proofErr w:type="spellStart"/>
+      <w:proofErr w:type="gramStart"/>
+      <w:r>
+        <w:t>consumer.username</w:t>
+      </w:r>
+      <w:proofErr w:type="spellEnd"/>
+      <w:proofErr w:type="gramEnd"/>
+      <w:r>
+        <w:t xml:space="preserve"> == "full-data-user" then</w:t>
+      </w:r>
+    </w:p>
+    <w:p>
+      <w:r>
+        <w:t xml:space="preserve">    return</w:t>
+      </w:r>
+    </w:p>
+    <w:p>
+      <w:r>
+        <w:t>end</w:t>
+      </w:r>
+    </w:p>
+    <w:p/>
+    <w:p>
+      <w:r>
+        <w:lastRenderedPageBreak/>
+        <w:t xml:space="preserve">local chunk = </w:t>
+      </w:r>
+      <w:proofErr w:type="spellStart"/>
+      <w:proofErr w:type="gramStart"/>
+      <w:r>
+        <w:t>ngx.arg</w:t>
+      </w:r>
+      <w:proofErr w:type="spellEnd"/>
+      <w:r>
+        <w:t>[</w:t>
+      </w:r>
+      <w:proofErr w:type="gramEnd"/>
+      <w:r>
+        <w:t>1]</w:t>
+      </w:r>
+    </w:p>
+    <w:p>
+      <w:r>
+        <w:t xml:space="preserve">local </w:t>
+      </w:r>
+      <w:proofErr w:type="spellStart"/>
+      <w:r>
+        <w:t>eof</w:t>
+      </w:r>
+      <w:proofErr w:type="spellEnd"/>
+      <w:r>
+        <w:t xml:space="preserve"> = </w:t>
+      </w:r>
+      <w:proofErr w:type="spellStart"/>
+      <w:proofErr w:type="gramStart"/>
+      <w:r>
+        <w:t>ngx.arg</w:t>
+      </w:r>
+      <w:proofErr w:type="spellEnd"/>
+      <w:r>
+        <w:t>[</w:t>
+      </w:r>
+      <w:proofErr w:type="gramEnd"/>
+      <w:r>
+        <w:t>2]</w:t>
+      </w:r>
+    </w:p>
+    <w:p/>
+    <w:p>
+      <w:r>
+        <w:t>if not chunk then</w:t>
+      </w:r>
+    </w:p>
+    <w:p>
+      <w:r>
+        <w:t xml:space="preserve">    return</w:t>
+      </w:r>
+    </w:p>
+    <w:p>
+      <w:r>
+        <w:t>end</w:t>
+      </w:r>
+    </w:p>
+    <w:p/>
+    <w:p>
+      <w:r>
+        <w:t>-- Accumulate the response body</w:t>
+      </w:r>
+    </w:p>
+    <w:p>
+      <w:proofErr w:type="spellStart"/>
+      <w:proofErr w:type="gramStart"/>
+      <w:r>
+        <w:t>ngx.ctx.response</w:t>
+      </w:r>
+      <w:proofErr w:type="gramEnd"/>
+      <w:r>
+        <w:t>_body</w:t>
+      </w:r>
+      <w:proofErr w:type="spellEnd"/>
+      <w:r>
+        <w:t xml:space="preserve"> = (</w:t>
+      </w:r>
+      <w:proofErr w:type="spellStart"/>
+      <w:proofErr w:type="gramStart"/>
+      <w:r>
+        <w:t>ngx.ctx.response</w:t>
+      </w:r>
+      <w:proofErr w:type="gramEnd"/>
+      <w:r>
+        <w:t>_body</w:t>
+      </w:r>
+      <w:proofErr w:type="spellEnd"/>
+      <w:r>
+        <w:t xml:space="preserve"> or "</w:t>
+      </w:r>
+      <w:proofErr w:type="gramStart"/>
+      <w:r>
+        <w:t>") ..</w:t>
+      </w:r>
+      <w:proofErr w:type="gramEnd"/>
+      <w:r>
+        <w:t xml:space="preserve"> chunk</w:t>
+      </w:r>
+    </w:p>
+    <w:p/>
+    <w:p>
+      <w:r>
+        <w:t>-- Wait until the entire response is available</w:t>
+      </w:r>
+    </w:p>
+    <w:p>
+      <w:proofErr w:type="gramStart"/>
+      <w:r>
+        <w:t>if</w:t>
+      </w:r>
+      <w:proofErr w:type="gramEnd"/>
+      <w:r>
+        <w:t xml:space="preserve"> </w:t>
+      </w:r>
+      <w:proofErr w:type="gramStart"/>
+      <w:r>
+        <w:t xml:space="preserve">not </w:t>
+      </w:r>
+      <w:proofErr w:type="spellStart"/>
+      <w:r>
+        <w:t>eof</w:t>
+      </w:r>
+      <w:proofErr w:type="spellEnd"/>
+      <w:proofErr w:type="gramEnd"/>
+      <w:r>
+        <w:t xml:space="preserve"> then</w:t>
+      </w:r>
+    </w:p>
+    <w:p>
+      <w:r>
+        <w:t xml:space="preserve">    </w:t>
+      </w:r>
+      <w:proofErr w:type="spellStart"/>
+      <w:proofErr w:type="gramStart"/>
+      <w:r>
+        <w:t>ngx.arg</w:t>
+      </w:r>
+      <w:proofErr w:type="spellEnd"/>
+      <w:r>
+        <w:t>[</w:t>
+      </w:r>
+      <w:proofErr w:type="gramEnd"/>
+      <w:r>
+        <w:t>1] = nil</w:t>
+      </w:r>
+    </w:p>
+    <w:p>
+      <w:r>
+        <w:t xml:space="preserve">    return</w:t>
+      </w:r>
+    </w:p>
+    <w:p>
+      <w:r>
+        <w:t>end</w:t>
+      </w:r>
+    </w:p>
+    <w:p/>
+    <w:p>
+      <w:r>
+        <w:t xml:space="preserve">local body = </w:t>
+      </w:r>
+      <w:proofErr w:type="spellStart"/>
+      <w:proofErr w:type="gramStart"/>
+      <w:r>
+        <w:t>ngx.ctx.response</w:t>
+      </w:r>
+      <w:proofErr w:type="gramEnd"/>
+      <w:r>
+        <w:t>_body</w:t>
+      </w:r>
+      <w:proofErr w:type="spellEnd"/>
+    </w:p>
+    <w:p/>
+    <w:p>
+      <w:r>
+        <w:t xml:space="preserve">local </w:t>
+      </w:r>
+      <w:proofErr w:type="spellStart"/>
+      <w:r>
+        <w:t>cjson</w:t>
+      </w:r>
+      <w:proofErr w:type="spellEnd"/>
+      <w:r>
+        <w:t xml:space="preserve"> = require "</w:t>
+      </w:r>
+      <w:proofErr w:type="spellStart"/>
+      <w:proofErr w:type="gramStart"/>
+      <w:r>
+        <w:t>cjson.safe</w:t>
+      </w:r>
+      <w:proofErr w:type="spellEnd"/>
+      <w:proofErr w:type="gramEnd"/>
+      <w:r>
+        <w:t>"</w:t>
+      </w:r>
+    </w:p>
+    <w:p>
+      <w:r>
+        <w:t xml:space="preserve">local data = </w:t>
+      </w:r>
+      <w:proofErr w:type="spellStart"/>
+      <w:proofErr w:type="gramStart"/>
+      <w:r>
+        <w:t>cjson.decode</w:t>
+      </w:r>
+      <w:proofErr w:type="spellEnd"/>
+      <w:proofErr w:type="gramEnd"/>
+      <w:r>
+        <w:t>(body)</w:t>
+      </w:r>
+    </w:p>
+    <w:p/>
+    <w:p>
+      <w:r>
+        <w:t>-- If it isn't valid JSON, return it unchanged</w:t>
+      </w:r>
+    </w:p>
+    <w:p>
+      <w:r>
+        <w:t>if not data then</w:t>
+      </w:r>
+    </w:p>
+    <w:p>
+      <w:r>
+        <w:t xml:space="preserve">    </w:t>
+      </w:r>
+      <w:proofErr w:type="spellStart"/>
+      <w:proofErr w:type="gramStart"/>
+      <w:r>
+        <w:t>ngx.arg</w:t>
+      </w:r>
+      <w:proofErr w:type="spellEnd"/>
+      <w:r>
+        <w:t>[</w:t>
+      </w:r>
+      <w:proofErr w:type="gramEnd"/>
+      <w:r>
+        <w:t>1] = body</w:t>
+      </w:r>
+    </w:p>
+    <w:p>
+      <w:r>
+        <w:t xml:space="preserve">    return</w:t>
+      </w:r>
+    </w:p>
+    <w:p>
+      <w:r>
+        <w:t>end</w:t>
+      </w:r>
+    </w:p>
+    <w:p/>
+    <w:p>
+      <w:r>
+        <w:t>-- Remove salary</w:t>
+      </w:r>
+    </w:p>
+    <w:p>
+      <w:proofErr w:type="spellStart"/>
+      <w:proofErr w:type="gramStart"/>
+      <w:r>
+        <w:t>data.salary</w:t>
+      </w:r>
+      <w:proofErr w:type="spellEnd"/>
+      <w:proofErr w:type="gramEnd"/>
+      <w:r>
+        <w:t xml:space="preserve"> = nil</w:t>
+      </w:r>
+    </w:p>
+    <w:p/>
+    <w:p>
+      <w:r>
+        <w:t>-- Return modified JSON</w:t>
+      </w:r>
+    </w:p>
+    <w:p>
+      <w:proofErr w:type="spellStart"/>
+      <w:proofErr w:type="gramStart"/>
+      <w:r>
+        <w:t>ngx.arg</w:t>
+      </w:r>
+      <w:proofErr w:type="spellEnd"/>
+      <w:r>
+        <w:t>[</w:t>
+      </w:r>
+      <w:proofErr w:type="gramEnd"/>
+      <w:r>
+        <w:t xml:space="preserve">1] = </w:t>
+      </w:r>
+      <w:proofErr w:type="spellStart"/>
+      <w:proofErr w:type="gramStart"/>
+      <w:r>
+        <w:t>cjson.encode</w:t>
+      </w:r>
+      <w:proofErr w:type="spellEnd"/>
+      <w:proofErr w:type="gramEnd"/>
+      <w:r>
+        <w:t>(data)</w:t>
+      </w:r>
+    </w:p>
+    <w:p>
+      <w:pPr>
+        <w:rPr>
+          <w:b/>
+          <w:bCs/>
+        </w:rPr>
+      </w:pPr>
+      <w:r>
+        <w:rPr>
+          <w:b/>
+          <w:bCs/>
+        </w:rPr>
+        <w:t>2. Result for full-data-user</w:t>
+      </w:r>
+    </w:p>
+    <w:p>
+      <w:r>
+        <w:t>Request authenticated as:</w:t>
+      </w:r>
+    </w:p>
+    <w:p>
+      <w:r>
+        <w:t>full-data-user</w:t>
+      </w:r>
+    </w:p>
+    <w:p>
+      <w:r>
+        <w:t>Response:</w:t>
+      </w:r>
+    </w:p>
+    <w:p>
+      <w:r>
+        <w:t>{</w:t>
+      </w:r>
+    </w:p>
+    <w:p>
+      <w:r>
+        <w:t xml:space="preserve">  "name": "John Smith",</w:t>
+      </w:r>
+    </w:p>
+    <w:p>
+      <w:r>
+        <w:t xml:space="preserve">  "department": "Engineering",</w:t>
+      </w:r>
+    </w:p>
+    <w:p>
+      <w:r>
+        <w:t xml:space="preserve">  "salary": 125000</w:t>
+      </w:r>
+    </w:p>
+    <w:p>
+      <w:r>
+        <w:t>}</w:t>
+      </w:r>
+    </w:p>
+    <w:p>
+      <w:pPr>
+        <w:rPr>
+          <w:b/>
+          <w:bCs/>
+        </w:rPr>
+      </w:pPr>
+      <w:r>
+        <w:rPr>
+          <w:b/>
+          <w:bCs/>
+        </w:rPr>
+        <w:t>3. Result for another Consumer</w:t>
+      </w:r>
+    </w:p>
+    <w:p>
+      <w:r>
+        <w:t>For example:</w:t>
+      </w:r>
+    </w:p>
+    <w:p>
+      <w:r>
+        <w:t>limited-data-user</w:t>
+      </w:r>
+    </w:p>
+    <w:p>
+      <w:r>
+        <w:t>Response becomes:</w:t>
+      </w:r>
+    </w:p>
+    <w:p>
+      <w:r>
+        <w:t>{</w:t>
+      </w:r>
+    </w:p>
+    <w:p>
+      <w:r>
+        <w:t xml:space="preserve">  "name": "John Smith",</w:t>
+      </w:r>
+    </w:p>
+    <w:p>
+      <w:r>
+        <w:t xml:space="preserve">  "department": "Engineering"</w:t>
+      </w:r>
+    </w:p>
+    <w:p>
+      <w:r>
+        <w:t>}</w:t>
+      </w:r>
+    </w:p>
+    <w:p>
+      <w:pPr>
+        <w:rPr>
+          <w:b/>
+          <w:bCs/>
+        </w:rPr>
+      </w:pPr>
+      <w:r>
+        <w:rPr>
+          <w:b/>
+          <w:bCs/>
+        </w:rPr>
+        <w:t>4. Important: don't use Response Transformer to remove it first</w:t>
+      </w:r>
+    </w:p>
+    <w:p>
+      <w:r>
+        <w:t xml:space="preserve">For this </w:t>
+      </w:r>
+      <w:proofErr w:type="gramStart"/>
+      <w:r>
+        <w:t>particular requirement</w:t>
+      </w:r>
+      <w:proofErr w:type="gramEnd"/>
+      <w:r>
+        <w:t>, don't configure a Service-level Response Transformer to remove salary.</w:t>
+      </w:r>
+    </w:p>
+    <w:p>
+      <w:r>
+        <w:lastRenderedPageBreak/>
+        <w:t>If you do:</w:t>
+      </w:r>
+    </w:p>
+    <w:p>
+      <w:r>
+        <w:t>Backend</w:t>
+      </w:r>
+    </w:p>
+    <w:p>
+      <w:r>
+        <w:t xml:space="preserve">   ↓</w:t>
+      </w:r>
+    </w:p>
+    <w:p>
+      <w:r>
+        <w:t>Response Transformer</w:t>
+      </w:r>
+    </w:p>
+    <w:p>
+      <w:r>
+        <w:t xml:space="preserve">   ↓</w:t>
+      </w:r>
+    </w:p>
+    <w:p>
+      <w:r>
+        <w:t>salary removed</w:t>
+      </w:r>
+    </w:p>
+    <w:p>
+      <w:r>
+        <w:t xml:space="preserve">   ↓</w:t>
+      </w:r>
+    </w:p>
+    <w:p>
+      <w:r>
+        <w:t>Post-Function</w:t>
+      </w:r>
+    </w:p>
+    <w:p>
+      <w:r>
+        <w:t xml:space="preserve">   ↓</w:t>
+      </w:r>
+    </w:p>
+    <w:p>
+      <w:r>
+        <w:t>Consumer check</w:t>
+      </w:r>
+    </w:p>
+    <w:p>
+      <w:r>
+        <w:t xml:space="preserve">the </w:t>
+      </w:r>
+      <w:proofErr w:type="gramStart"/>
+      <w:r>
+        <w:t>Post-Function</w:t>
+      </w:r>
+      <w:proofErr w:type="gramEnd"/>
+      <w:r>
+        <w:t xml:space="preserve"> </w:t>
+      </w:r>
+      <w:r>
+        <w:rPr>
+          <w:b/>
+          <w:bCs/>
+        </w:rPr>
+        <w:t>cannot put salary back</w:t>
+      </w:r>
+      <w:r>
+        <w:t xml:space="preserve"> for full-data-user.</w:t>
+      </w:r>
+    </w:p>
+    <w:p>
+      <w:r>
+        <w:t>Instead:</w:t>
+      </w:r>
+    </w:p>
+    <w:p>
+      <w:r>
+        <w:t>Backend</w:t>
+      </w:r>
+    </w:p>
+    <w:p>
+      <w:r>
+        <w:t xml:space="preserve">   ↓</w:t>
+      </w:r>
+    </w:p>
+    <w:p>
+      <w:r>
+        <w:t>Post-Function</w:t>
+      </w:r>
+    </w:p>
+    <w:p>
+      <w:r>
+        <w:t xml:space="preserve">   ↓</w:t>
+      </w:r>
+    </w:p>
+    <w:p>
+      <w:r>
+        <w:t>Check Consumer</w:t>
+      </w:r>
+    </w:p>
+    <w:p>
+      <w:r>
+        <w:t xml:space="preserve">   </w:t>
+      </w:r>
+      <w:r>
+        <w:rPr>
+          <w:rFonts w:ascii="MS Gothic" w:eastAsia="MS Gothic" w:hAnsi="MS Gothic" w:cs="MS Gothic" w:hint="eastAsia"/>
+        </w:rPr>
+        <w:t>├</w:t>
+      </w:r>
+      <w:r>
+        <w:rPr>
+          <w:rFonts w:ascii="Aptos" w:hAnsi="Aptos" w:cs="Aptos"/>
+        </w:rPr>
+        <w:t>──</w:t>
+      </w:r>
+      <w:r>
+        <w:t xml:space="preserve"> full-data-user </w:t>
+      </w:r>
+      <w:r>
+        <w:rPr>
+          <w:rFonts w:ascii="Aptos" w:hAnsi="Aptos" w:cs="Aptos"/>
+        </w:rPr>
+        <w:t>→</w:t>
+      </w:r>
+      <w:r>
+        <w:t xml:space="preserve"> salary retained</w:t>
+      </w:r>
+    </w:p>
+    <w:p>
+      <w:r>
+        <w:t xml:space="preserve">   └── other users   → salary removed</w:t>
+      </w:r>
+    </w:p>
+    <w:p>
+      <w:pPr>
+        <w:rPr>
+          <w:b/>
+          <w:bCs/>
+        </w:rPr>
+      </w:pPr>
+      <w:r>
+        <w:rPr>
+          <w:b/>
+          <w:bCs/>
+        </w:rPr>
+        <w:t>5. If you want multiple Consumers</w:t>
+      </w:r>
+    </w:p>
+    <w:p>
+      <w:r>
+        <w:t>You can make the exception list:</w:t>
+      </w:r>
+    </w:p>
+    <w:p>
+      <w:r>
+        <w:t xml:space="preserve">local consumer = </w:t>
+      </w:r>
+      <w:proofErr w:type="spellStart"/>
+      <w:r>
+        <w:t>kong.client.get_</w:t>
+      </w:r>
+      <w:proofErr w:type="gramStart"/>
+      <w:r>
+        <w:t>consumer</w:t>
+      </w:r>
+      <w:proofErr w:type="spellEnd"/>
+      <w:r>
+        <w:t>(</w:t>
+      </w:r>
+      <w:proofErr w:type="gramEnd"/>
+      <w:r>
+        <w:t>)</w:t>
+      </w:r>
+    </w:p>
+    <w:p/>
+    <w:p>
+      <w:r>
+        <w:t>if consumer then</w:t>
+      </w:r>
+    </w:p>
+    <w:p>
+      <w:r>
+        <w:t xml:space="preserve">    local username = </w:t>
+      </w:r>
+      <w:proofErr w:type="spellStart"/>
+      <w:proofErr w:type="gramStart"/>
+      <w:r>
+        <w:t>consumer.username</w:t>
+      </w:r>
+      <w:proofErr w:type="spellEnd"/>
+      <w:proofErr w:type="gramEnd"/>
+    </w:p>
+    <w:p/>
+    <w:p>
+      <w:r>
+        <w:lastRenderedPageBreak/>
+        <w:t xml:space="preserve">    if username == "full-data-user"</w:t>
+      </w:r>
+    </w:p>
+    <w:p>
+      <w:r>
+        <w:t xml:space="preserve">       or username == "</w:t>
+      </w:r>
+      <w:proofErr w:type="spellStart"/>
+      <w:r>
+        <w:t>hr</w:t>
+      </w:r>
+      <w:proofErr w:type="spellEnd"/>
+      <w:r>
+        <w:t>-user"</w:t>
+      </w:r>
+    </w:p>
+    <w:p>
+      <w:r>
+        <w:t xml:space="preserve">       or username == "admin-user" then</w:t>
+      </w:r>
+    </w:p>
+    <w:p>
+      <w:r>
+        <w:t xml:space="preserve">        return</w:t>
+      </w:r>
+    </w:p>
+    <w:p>
+      <w:r>
+        <w:t xml:space="preserve">    end</w:t>
+      </w:r>
+    </w:p>
+    <w:p>
+      <w:r>
+        <w:t>end</w:t>
+      </w:r>
+    </w:p>
+    <w:p>
+      <w:r>
+        <w:t>Everyone else gets:</w:t>
+      </w:r>
+    </w:p>
+    <w:p>
+      <w:r>
+        <w:t>{</w:t>
+      </w:r>
+    </w:p>
+    <w:p>
+      <w:r>
+        <w:t xml:space="preserve">  "name": "John Smith",</w:t>
+      </w:r>
+    </w:p>
+    <w:p>
+      <w:r>
+        <w:t xml:space="preserve">  "department": "Engineering"</w:t>
+      </w:r>
+    </w:p>
+    <w:p>
+      <w:r>
+        <w:t>}</w:t>
+      </w:r>
+    </w:p>
+    <w:p>
+      <w:r>
+        <w:t>while those three Consumers get:</w:t>
+      </w:r>
+    </w:p>
+    <w:p>
+      <w:r>
+        <w:t>{</w:t>
+      </w:r>
+    </w:p>
+    <w:p>
+      <w:r>
+        <w:t xml:space="preserve">  "name": "John Smith",</w:t>
+      </w:r>
+    </w:p>
+    <w:p>
+      <w:r>
+        <w:t xml:space="preserve">  "department": "Engineering",</w:t>
+      </w:r>
+    </w:p>
+    <w:p>
+      <w:r>
+        <w:t xml:space="preserve">  "salary": 125000</w:t>
+      </w:r>
+    </w:p>
+    <w:p>
+      <w:r>
+        <w:t>}</w:t>
+      </w:r>
+    </w:p>
+    <w:p>
+      <w:r>
+        <w:rPr>
+          <w:b/>
+          <w:bCs/>
+        </w:rPr>
+        <w:t>One caveat:</w:t>
+      </w:r>
+      <w:r>
+        <w:t xml:space="preserve"> this body-filter technique buffers the response until the final chunk, so it is appropriate for a small JSON demonstration like your Kong lab, but I'd use a custom plugin or a more purpose-built transformation approach for large production responses.</w:t>
+      </w:r>
+    </w:p>
+    <w:p/>
     <w:sectPr>
       <w:pgSz w:w="12240" w:h="15840"/>
       <w:pgMar w:top="1440" w:right="1440" w:bottom="1440" w:left="1440" w:header="720" w:footer="720" w:gutter="0"/>
@@ -4067,6 +5016,163 @@
     </w:sectPr>
   </w:body>
 </w:document>
+</file>
+
+<file path=word/numbering.xml><?xml version="1.0" encoding="utf-8"?>
+<w:numbering xmlns:wpc="http://schemas.microsoft.com/office/word/2010/wordprocessingCanvas" xmlns:cx="http://schemas.microsoft.com/office/drawing/2014/chartex" xmlns:cx1="http://schemas.microsoft.com/office/drawing/2015/9/8/chartex" xmlns:cx2="http://schemas.microsoft.com/office/drawing/2015/10/21/chartex" xmlns:cx3="http://schemas.microsoft.com/office/drawing/2016/5/9/chartex" xmlns:cx4="http://schemas.microsoft.com/office/drawing/2016/5/10/chartex" xmlns:cx5="http://schemas.microsoft.com/office/drawing/2016/5/11/chartex" xmlns:cx6="http://schemas.microsoft.com/office/drawing/2016/5/12/chartex" xmlns:cx7="http://schemas.microsoft.com/office/drawing/2016/5/13/chartex" xmlns:cx8="http://schemas.microsoft.com/office/drawing/2016/5/14/chartex" xmlns:mc="http://schemas.openxmlformats.org/markup-compatibility/2006" xmlns:aink="http://schemas.microsoft.com/office/drawing/2016/ink" xmlns:am3d="http://schemas.microsoft.com/office/drawing/2017/model3d" xmlns:o="urn:schemas-microsoft-com:office:office" xmlns:oel="http://schemas.microsoft.com/office/2019/extlst" xmlns:r="http://schemas.openxmlformats.org/officeDocument/2006/relationships" xmlns:m="http://schemas.openxmlformats.org/officeDocument/2006/math" xmlns:v="urn:schemas-microsoft-com:vml" xmlns:wp14="http://schemas.microsoft.com/office/word/2010/wordprocessingDrawing" xmlns:wp="http://schemas.openxmlformats.org/drawingml/2006/wordprocessingDrawing" xmlns:w10="urn:schemas-microsoft-com:office:word" xmlns:w="http://schemas.openxmlformats.org/wordprocessingml/2006/main" xmlns:w14="http://schemas.microsoft.com/office/word/2010/wordml" xmlns:w15="http://schemas.microsoft.com/office/word/2012/wordml" xmlns:w16cex="http://schemas.microsoft.com/office/word/2018/wordml/cex" xmlns:w16cid="http://schemas.microsoft.com/office/word/2016/wordml/cid" xmlns:w16="http://schemas.microsoft.com/office/word/2018/wordml" xmlns:w16du="http://schemas.microsoft.com/office/word/2023/wordml/word16du" xmlns:w16sdtdh="http://schemas.microsoft.com/office/word/2020/wordml/sdtdatahash" xmlns:w16sdtfl="http://schemas.microsoft.com/office/word/2024/wordml/sdtformatlock" xmlns:w16se="http://schemas.microsoft.com/office/word/2015/wordml/symex" xmlns:wpg="http://schemas.microsoft.com/office/word/2010/wordprocessingGroup" xmlns:wpi="http://schemas.microsoft.com/office/word/2010/wordprocessingInk" xmlns:wne="http://schemas.microsoft.com/office/word/2006/wordml" xmlns:wps="http://schemas.microsoft.com/office/word/2010/wordprocessingShape" mc:Ignorable="w14 w15 w16se w16cid w16 w16cex w16sdtdh w16sdtfl w16du wp14">
+  <w:abstractNum w:abstractNumId="0" w15:restartNumberingAfterBreak="0">
+    <w:nsid w:val="03017FA1"/>
+    <w:multiLevelType w:val="multilevel"/>
+    <w:tmpl w:val="42BC766A"/>
+    <w:lvl w:ilvl="0">
+      <w:start w:val="1"/>
+      <w:numFmt w:val="bullet"/>
+      <w:lvlText w:val=""/>
+      <w:lvlJc w:val="left"/>
+      <w:pPr>
+        <w:tabs>
+          <w:tab w:val="num" w:pos="720"/>
+        </w:tabs>
+        <w:ind w:left="720" w:hanging="360"/>
+      </w:pPr>
+      <w:rPr>
+        <w:rFonts w:ascii="Symbol" w:hAnsi="Symbol" w:hint="default"/>
+        <w:sz w:val="20"/>
+      </w:rPr>
+    </w:lvl>
+    <w:lvl w:ilvl="1" w:tentative="1">
+      <w:start w:val="1"/>
+      <w:numFmt w:val="bullet"/>
+      <w:lvlText w:val="o"/>
+      <w:lvlJc w:val="left"/>
+      <w:pPr>
+        <w:tabs>
+          <w:tab w:val="num" w:pos="1440"/>
+        </w:tabs>
+        <w:ind w:left="1440" w:hanging="360"/>
+      </w:pPr>
+      <w:rPr>
+        <w:rFonts w:ascii="Courier New" w:hAnsi="Courier New" w:hint="default"/>
+        <w:sz w:val="20"/>
+      </w:rPr>
+    </w:lvl>
+    <w:lvl w:ilvl="2" w:tentative="1">
+      <w:start w:val="1"/>
+      <w:numFmt w:val="bullet"/>
+      <w:lvlText w:val=""/>
+      <w:lvlJc w:val="left"/>
+      <w:pPr>
+        <w:tabs>
+          <w:tab w:val="num" w:pos="2160"/>
+        </w:tabs>
+        <w:ind w:left="2160" w:hanging="360"/>
+      </w:pPr>
+      <w:rPr>
+        <w:rFonts w:ascii="Wingdings" w:hAnsi="Wingdings" w:hint="default"/>
+        <w:sz w:val="20"/>
+      </w:rPr>
+    </w:lvl>
+    <w:lvl w:ilvl="3" w:tentative="1">
+      <w:start w:val="1"/>
+      <w:numFmt w:val="bullet"/>
+      <w:lvlText w:val=""/>
+      <w:lvlJc w:val="left"/>
+      <w:pPr>
+        <w:tabs>
+          <w:tab w:val="num" w:pos="2880"/>
+        </w:tabs>
+        <w:ind w:left="2880" w:hanging="360"/>
+      </w:pPr>
+      <w:rPr>
+        <w:rFonts w:ascii="Wingdings" w:hAnsi="Wingdings" w:hint="default"/>
+        <w:sz w:val="20"/>
+      </w:rPr>
+    </w:lvl>
+    <w:lvl w:ilvl="4" w:tentative="1">
+      <w:start w:val="1"/>
+      <w:numFmt w:val="bullet"/>
+      <w:lvlText w:val=""/>
+      <w:lvlJc w:val="left"/>
+      <w:pPr>
+        <w:tabs>
+          <w:tab w:val="num" w:pos="3600"/>
+        </w:tabs>
+        <w:ind w:left="3600" w:hanging="360"/>
+      </w:pPr>
+      <w:rPr>
+        <w:rFonts w:ascii="Wingdings" w:hAnsi="Wingdings" w:hint="default"/>
+        <w:sz w:val="20"/>
+      </w:rPr>
+    </w:lvl>
+    <w:lvl w:ilvl="5" w:tentative="1">
+      <w:start w:val="1"/>
+      <w:numFmt w:val="bullet"/>
+      <w:lvlText w:val=""/>
+      <w:lvlJc w:val="left"/>
+      <w:pPr>
+        <w:tabs>
+          <w:tab w:val="num" w:pos="4320"/>
+        </w:tabs>
+        <w:ind w:left="4320" w:hanging="360"/>
+      </w:pPr>
+      <w:rPr>
+        <w:rFonts w:ascii="Wingdings" w:hAnsi="Wingdings" w:hint="default"/>
+        <w:sz w:val="20"/>
+      </w:rPr>
+    </w:lvl>
+    <w:lvl w:ilvl="6" w:tentative="1">
+      <w:start w:val="1"/>
+      <w:numFmt w:val="bullet"/>
+      <w:lvlText w:val=""/>
+      <w:lvlJc w:val="left"/>
+      <w:pPr>
+        <w:tabs>
+          <w:tab w:val="num" w:pos="5040"/>
+        </w:tabs>
+        <w:ind w:left="5040" w:hanging="360"/>
+      </w:pPr>
+      <w:rPr>
+        <w:rFonts w:ascii="Wingdings" w:hAnsi="Wingdings" w:hint="default"/>
+        <w:sz w:val="20"/>
+      </w:rPr>
+    </w:lvl>
+    <w:lvl w:ilvl="7" w:tentative="1">
+      <w:start w:val="1"/>
+      <w:numFmt w:val="bullet"/>
+      <w:lvlText w:val=""/>
+      <w:lvlJc w:val="left"/>
+      <w:pPr>
+        <w:tabs>
+          <w:tab w:val="num" w:pos="5760"/>
+        </w:tabs>
+        <w:ind w:left="5760" w:hanging="360"/>
+      </w:pPr>
+      <w:rPr>
+        <w:rFonts w:ascii="Wingdings" w:hAnsi="Wingdings" w:hint="default"/>
+        <w:sz w:val="20"/>
+      </w:rPr>
+    </w:lvl>
+    <w:lvl w:ilvl="8" w:tentative="1">
+      <w:start w:val="1"/>
+      <w:numFmt w:val="bullet"/>
+      <w:lvlText w:val=""/>
+      <w:lvlJc w:val="left"/>
+      <w:pPr>
+        <w:tabs>
+          <w:tab w:val="num" w:pos="6480"/>
+        </w:tabs>
+        <w:ind w:left="6480" w:hanging="360"/>
+      </w:pPr>
+      <w:rPr>
+        <w:rFonts w:ascii="Wingdings" w:hAnsi="Wingdings" w:hint="default"/>
+        <w:sz w:val="20"/>
+      </w:rPr>
+    </w:lvl>
+  </w:abstractNum>
+  <w:num w:numId="1" w16cid:durableId="831721553">
+    <w:abstractNumId w:val="0"/>
+  </w:num>
+</w:numbering>
 </file>
 
 <file path=word/styles.xml><?xml version="1.0" encoding="utf-8"?>
